--- a/LifeMetric/docs/LifeMetrics_Architecture.docx
+++ b/LifeMetric/docs/LifeMetrics_Architecture.docx
@@ -51,7 +51,17 @@
     </w:p>
     <w:p>
       <w:r>
-        <w:t>Status: Architecture Specification v1.1</w:t>
+        <w:t>Date: Tuesday, 23 June 2026</w:t>
+      </w:r>
+    </w:p>
+    <w:p>
+      <w:r>
+        <w:t>Version: 1.2.0</w:t>
+      </w:r>
+    </w:p>
+    <w:p>
+      <w:r>
+        <w:t>Status: Approved Architecture Specification</w:t>
       </w:r>
     </w:p>
     <w:p>
@@ -90,7 +100,7 @@
         <w:pStyle w:val="ListBullet"/>
       </w:pPr>
       <w:r>
-        <w:t xml:space="preserve">  mmWave Radar: A 60GHz Frequency Modulated Continuous Wave (FMCW) radar transceiver. This sensor generates a high-density, unstructured 3D spatial point-cloud of the environment within a 7-meter radius. It tracks posture, vertical displacement, and acceleration.</w:t>
+        <w:t xml:space="preserve">  IWR6843AOP mmWave Radar: A 60GHz Frequency Modulated Continuous Wave (FMCW) radar transceiver utilizing Texas Instruments' Antenna-on-Package (AOP) technology. The AOP form factor integrates antennas directly on the package, shrinking physical board space and enabling a compact, lens-free enclosure while bypassing complex RF board routing. This sensor generates a high-density, 3D spatial point-cloud of the environment within a 7-meter radius. Raw FMCW signal processing, including range-Doppler Fast Fourier Transforms (FFTs) and static clutter rejection, is executed entirely on-chip using the sensor's integrated hardware accelerator, outputting pre-filtered target point-clouds.</w:t>
       </w:r>
     </w:p>
     <w:p>
@@ -98,7 +108,7 @@
         <w:pStyle w:val="ListBullet"/>
       </w:pPr>
       <w:r>
-        <w:t xml:space="preserve">  LWIR Thermal Sensor: A low-resolution (e.g., 32x32) Long-Wave Infrared (LWIR) grid. This supplementary sensor isolates human biological heat shapes from background noise (such as pets or heating vents) and operates flawlessly in complete darkness or thick steam.</w:t>
+        <w:t xml:space="preserve">  MLX90640 LWIR Thermal Sensor: A 32x24 Long-Wave Infrared (LWIR) grid array. This supplementary sensor isolates human biological heat shapes from background noise (such as pets or heating vents) and operates in complete darkness or thick steam. Extremely low-resolution options like the 8x8 AMG8833 are excluded because posture silhouette validation requires the higher spatial resolution of the MLX90640 to construct human centroids and filter out pets.</w:t>
       </w:r>
     </w:p>
     <w:p>
@@ -122,7 +132,7 @@
         <w:pStyle w:val="ListBullet"/>
       </w:pPr>
       <w:r>
-        <w:t xml:space="preserve">  Processor: ARM Cortex-M4 Microcontroller (MCU) equipped with floating-point unit (FPU) and Digital Signal Processing (DSP) instruction extensions.</w:t>
+        <w:t xml:space="preserve">  Processor: ESP32-S3 Dual-Core Microcontroller (MCU) with a 32-bit Xtensa LX7 CPU running at 240MHz, equipped with single-precision floating-point units (FPU) and customized Vector instruction extensions (such as ESP-DL) for neural network acceleration. Because the intensive radar point-cloud tracking is offloaded to the IWR6843AOP's on-chip hardware accelerator, the ESP32-S3's processing capacity is dedicated strictly to lightweight sensor-fusion, posture extraction, and telemetry transmission.</w:t>
       </w:r>
     </w:p>
     <w:p>
@@ -138,7 +148,7 @@
         <w:pStyle w:val="ListBullet"/>
       </w:pPr>
       <w:r>
-        <w:t xml:space="preserve">  Power &amp; Connectivity: Powered via a standard 5V USB-C interface. Secure data transmission is managed via an integrated dual-band Wi-Fi 6 (2.4GHz/5GHz) and Bluetooth Low Energy (BLE 5.3) module.</w:t>
+        <w:t xml:space="preserve">  Power &amp; Connectivity: Powered via a standard 5V USB-C interface. Secure data transmission is managed via the ESP32-S3's integrated dual-band Wi-Fi (supporting Wi-Fi 6 via front-end modules) and Bluetooth Low Energy (BLE 5.3) module. This dual-band capability ensures high reliability and eliminates the cost and complexity of separate external Wi-Fi transceiver chips.</w:t>
       </w:r>
     </w:p>
     <w:p>
@@ -166,27 +176,27 @@
     </w:p>
     <w:p>
       <w:r>
-        <w:t>[ 60GHz mmWave FMCW ]      [ LWIR Thermal Grid ]      [ Acoustic Array ]</w:t>
+        <w:t>[ IWR6843AOP mmWave Sensor ]     [ MLX90640 Thermal Grid ]     [ Acoustic Array ]</w:t>
       </w:r>
     </w:p>
     <w:p>
       <w:r>
-        <w:t>│                          │                        │</w:t>
+        <w:t>│                                │                        │</w:t>
       </w:r>
     </w:p>
     <w:p>
       <w:r>
-        <w:t>(Point-Cloud Frames)        (Heat Signatures)         (Freq Bandpass)</w:t>
+        <w:t>(On-Chip Tracked Point-Cloud)       (Heat Signatures)         (Freq Bandpass)</w:t>
       </w:r>
     </w:p>
     <w:p>
       <w:r>
-        <w:t>│                          │                        │</w:t>
+        <w:t>│                                │                        │</w:t>
       </w:r>
     </w:p>
     <w:p>
       <w:r>
-        <w:t>▼                          ▼                        ▼</w:t>
+        <w:t>▼                                ▼                        ▼</w:t>
       </w:r>
     </w:p>
     <w:p>
@@ -436,6 +446,35 @@
       </w:r>
     </w:p>
     <w:p>
+      <w:pPr>
+        <w:pStyle w:val="Heading3"/>
+      </w:pPr>
+      <w:r>
+        <w:t>3.4 Fallback/Reduced-Confidence Mode (Calibration Window)</w:t>
+      </w:r>
+    </w:p>
+    <w:p>
+      <w:r>
+        <w:t>During the initial 48-hour environmental calibration window, a resident is newly admitted and is at high risk of falling. Rather than disabling monitoring, the system implements a "Heuristic Fallback Mode":</w:t>
+      </w:r>
+    </w:p>
+    <w:p>
+      <w:pPr>
+        <w:pStyle w:val="ListNumber"/>
+      </w:pPr>
+      <w:r>
+        <w:t>1.  Heuristic Monitoring: The device bypasses the personalized movement baseline (which is currently building) and operates using standard conservative static thresholds (e.g., raw vertical velocity $v_z &gt; 2.0\text{m/s}$ and deceleration $a_z &gt; 2.0g$, coupled with acoustic thud validation).</w:t>
+      </w:r>
+    </w:p>
+    <w:p>
+      <w:pPr>
+        <w:pStyle w:val="ListNumber"/>
+      </w:pPr>
+      <w:r>
+        <w:t>2.  Flagged Alerts: Any active fall alerts triggered during this 48-hour window are dispatched with the metadata field confidence_status set to reduced_confidence_calibration and calibration_phase set to true. This alerts clinical staff that a fall is suspected but may have a higher false-positive rate.</w:t>
+      </w:r>
+    </w:p>
+    <w:p>
       <w:r>
         <w:t>---</w:t>
       </w:r>
@@ -458,7 +497,7 @@
         <w:pStyle w:val="ListBullet"/>
       </w:pPr>
       <w:r>
-        <w:t xml:space="preserve">  Micro-Displacement Ingestion: The 60GHz mmWave radar isolates chest wall point reflections. A phase-demodulation algorithm extracts the displacement signal.</w:t>
+        <w:t xml:space="preserve">  Micro-Displacement Ingestion: The IWR6843AOP mmWave radar isolates chest wall point reflections. A phase-demodulation algorithm extracts the displacement signal.</w:t>
       </w:r>
     </w:p>
     <w:p>
@@ -475,6 +514,14 @@
       </w:pPr>
       <w:r>
         <w:t xml:space="preserve">  Heart Rate Extraction (0.8 - 2.5Hz Bandpass): Applies a higher frequency filter to extract the micro-displacements corresponding to vascular arterial pulses.</w:t>
+      </w:r>
+    </w:p>
+    <w:p>
+      <w:pPr>
+        <w:pStyle w:val="ListBullet"/>
+      </w:pPr>
+      <w:r>
+        <w:t xml:space="preserve">  Accuracy Benchmarks: Aligned with published medical-radar studies, the system targets a real-world clinical agreement of ±6.4 bpm for heart rate and ±2.3 breaths/minute for respiratory rate against gold-standard contact ECG and spirometry devices.</w:t>
       </w:r>
     </w:p>
     <w:p>
@@ -636,7 +683,7 @@
           </w:tcPr>
           <w:p>
             <w:r>
-              <w:t>DSP instructions on ARM Cortex-M4</w:t>
+              <w:t>Vector instructions on ESP32-S3</w:t>
             </w:r>
           </w:p>
         </w:tc>
@@ -762,7 +809,7 @@
           </w:tcPr>
           <w:p>
             <w:r>
-              <w:t>Immediate APNS/FCM direct dispatch</w:t>
+              <w:t>Immediate FCM/APNS direct dispatch</w:t>
             </w:r>
           </w:p>
         </w:tc>
@@ -952,12 +999,12 @@
         <w:pStyle w:val="Heading3"/>
       </w:pPr>
       <w:r>
-        <w:t>8.1 Bidirectional HL7/FHIR Integration (Epic &amp; Cerner)</w:t>
+        <w:t>8.1 Bidirectional HL7/FHIR Integration (UK virtual wards focus for v1)</w:t>
       </w:r>
     </w:p>
     <w:p>
       <w:r>
-        <w:t>The backend exposes a certified FHIR (Fast Healthcare Interoperability Resources) R4 API gateway to communicate with EHR platforms (Epic, Cerner, PointClickCare).</w:t>
+        <w:t>The backend exposes a certified FHIR (Fast Healthcare Interoperability Resources) R4 API gateway to communicate with EHR platforms, configured for the UK care environment (NHS virtual wards profiles) in v1. US Epic/Cerner FHIR profiles are deferred to Phase 2.</w:t>
       </w:r>
     </w:p>
     <w:p>
@@ -965,7 +1012,7 @@
         <w:pStyle w:val="ListBullet"/>
       </w:pPr>
       <w:r>
-        <w:t xml:space="preserve">  Patient Context Query (EHR to LifeMetric): During local device setup, LifeMetric queries the EHR's Patient resource to extract age, weight, and existing mobility indicators (e.g. wheelchair, cane) to seed the initial Edge-AI movement calibration model.</w:t>
+        <w:t xml:space="preserve">  Patient Context Query (EHR to LifeMetric): During local device setup, LifeMetric queries the EHR's Patient resource to extract age, weight, and existing mobility indicators (e.g., wheelchair, cane) to seed the initial Edge-AI movement calibration model.</w:t>
       </w:r>
     </w:p>
     <w:p>
